--- a/thesis/presentation/Вопросы_и_ответы_к_защите.docx
+++ b/thesis/presentation/Вопросы_и_ответы_к_защите.docx
@@ -494,7 +494,7 @@
           <w:rFonts w:ascii="Times New Roman" w:hAnsi="Times New Roman"/>
           <w:sz w:val="26"/>
         </w:rPr>
-        <w:t>На слайде Кольского залива показана иллюстрация выхода модели в стиле реальной обработки: тёмное пятно на фоне акватории и результат сегментации. Числовые характеристики случая (≈14 % акватории, ветер 4.8 м/с, метрики) соответствуют разобранному инциденту. Реальные Sentinel-1 сцены использованы для портов Варандей, Печенга и Сабетта.</w:t>
+        <w:t>Да, реальный. Это временной ряд из 11 сцен Sentinel-1 IW GRD Кольского залива с 1 июля по 30 августа 2024 года, скачанных из архива ASF DAAC (Alaska Satellite Facility) и обработанных мной в ESA SNAP по полному 8-шаговому конвейеру. Нижний ряд — выход детектора; пиковая сцена от 18 августа показывает пятно ≈ 13.7 % акватории. Реальные сцены также использованы для портов Варандей, Печенга и Сабетта.</w:t>
       </w:r>
     </w:p>
     <w:p>

--- a/thesis/presentation/Вопросы_и_ответы_к_защите.docx
+++ b/thesis/presentation/Вопросы_и_ответы_к_защите.docx
@@ -62,7 +62,7 @@
           <w:rFonts w:ascii="Times New Roman" w:hAnsi="Times New Roman"/>
           <w:sz w:val="26"/>
         </w:rPr>
-        <w:t>Новизна — в трёх пунктах. Первое: собран первый трёхклассовый датасет для российских арктических акваторий, где лёд выделен в отдельный класс — это прямое решение проблемы ложных целей, которую обычно игнорируют. Второе: архитектура DeepLabV3+ адаптирована под одноканальный радарный вход (VV в дБ) с блоками внимания scSE — в отличие от стандартных моделей для RGB-снимков. Третье: впервые количественно измерена деградация качества (F1 и рост ложных тревог) при переносе модели между арктическими портами России.</w:t>
+        <w:t>Новизна в трёх вещах, и все три связаны между собой. Первое — трёхклассовый датасет. Все существующие работы, например Krestenitis 2019 и Brekke 2005, делят пиксели на два класса: «нефть» и «всё остальное». Мы добавляем третий класс — лёд и суша. Это принципиально, потому что молодой лёд на радаре выглядит так же, как нефть, и без отдельного класса система не может их различить. Второе — мы адаптировали DeepLabV3+ под одноканальный радарный сигнал. Стандартные модели рассчитаны на RGB-фотографии, а у нас один канал — VV в децибелах. Третье — впервые измерена деградация модели при переносе на новые порты. Мы честно показали: без дообучения F1 падает с 0.89 до 0.76, и объяснили почему.</w:t>
       </w:r>
     </w:p>
     <w:p>
@@ -76,7 +76,7 @@
           <w:color w:val="1E3A5F"/>
           <w:sz w:val="25"/>
         </w:rPr>
-        <w:t>2. Почему лёд выделен в отдельный класс? Разве нельзя отфильтровать его порогом?</w:t>
+        <w:t>2. Почему лёд выделен в отдельный класс? Нельзя ли просто отфильтровать его?</w:t>
       </w:r>
     </w:p>
     <w:p>
@@ -98,7 +98,7 @@
           <w:rFonts w:ascii="Times New Roman" w:hAnsi="Times New Roman"/>
           <w:sz w:val="26"/>
         </w:rPr>
-        <w:t>Нет. Молодой лёд — жировой, нилас, шуга — гасит рябь так же, как нефть, и на радаре даёт такое же тёмное пятно с близкой яркостью. Простым порогом по яркости их не разделить. Поэтому лёд вынесен в отдельный класс: сеть учится различать их по текстуре, форме и контексту, а не только по тону. До 70 % тёмных пятен в Арктике — это лёд, а не нефть, так что без этого класса система захлебнулась бы в ложных тревогах.</w:t>
+        <w:t>Нет, простой фильтрацией не обойтись. Молодой лёд — жировой, нилас, шуга — гасит мелкую рябь на воде точно так же, как нефть. На радарном снимке и нефть, и молодой лёд выглядят одинаково: тёмное пятно. Яркость у них близкая, простой порог по яркости их не разделит. Поэтому мы учим нейросеть различать их по форме, текстуре и контексту: нефть растекается вдоль берега или по ветру, лёд образует другой паттерн. До 70% тёмных пятен в Арктике — это лёд, а не нефть. Без третьего класса система давала бы семь ложных тревог на каждую реальную.</w:t>
       </w:r>
     </w:p>
     <w:p>
@@ -134,7 +134,7 @@
           <w:rFonts w:ascii="Times New Roman" w:hAnsi="Times New Roman"/>
           <w:sz w:val="26"/>
         </w:rPr>
-        <w:t>Ложные цели — это объекты, которые на радаре выглядят как нефть (тёмное пятно), но нефтью не являются: молодой лёд, зоны штиля, биогенные плёнки. Боремся на двух уровнях: на уровне модели — отдельным классом льда и обучением на размеченных примерах; на уровне верификации — проверкой по метеоданным ERA5 (подходящий ли ветер) и судовому трафику AIS (есть ли рядом источник).</w:t>
+        <w:t>Ложные цели — это объекты, которые на радаре выглядят как нефть, но нефтью не являются. Их три вида: молодой лёд, зоны штиля (когда ветер почти нулевой и рябь пропадает сама), и биогенные плёнки от планктона. Мы боремся с ними на двух уровнях. На уровне модели — третий класс льда и суши: сеть учится не путать лёд с нефтью. На уровне верификации — два независимых источника: ERA5 проверяет, подходящий ли ветер для видимости нефти (3–9 м/с); AIS проверяет, есть ли рядом судно — реальный источник загрязнения.</w:t>
       </w:r>
     </w:p>
     <w:p>
@@ -148,7 +148,7 @@
           <w:color w:val="1E3A5F"/>
           <w:sz w:val="25"/>
         </w:rPr>
-        <w:t>4. Поясните метрики: что такое F1, mIoU, FP и почему именно они?</w:t>
+        <w:t>4. Поясните метрики: что такое F1, mIoU и FP? Почему не обычная точность?</w:t>
       </w:r>
     </w:p>
     <w:p>
@@ -170,7 +170,7 @@
           <w:rFonts w:ascii="Times New Roman" w:hAnsi="Times New Roman"/>
           <w:sz w:val="26"/>
         </w:rPr>
-        <w:t>F1 — это среднее гармоническое полноты и точности: F1 = 0.89 значит, что из 100 нефтяных пятен модель находит 89 и при этом 89 % найденного — реально нефть. mIoU (средний IoU) — доля правильно классифицированной площади по всем трём классам, 0.82 = 82 %. FP (false positives) — доля ложных срабатываний. Для нефти важен именно F1, потому что класс редкий (2.4 %) и обычная accuracy была бы обманчиво высокой даже у пустого предсказания.</w:t>
+        <w:t>Обычная точность (Accuracy) здесь бесполезна, потому что нефть занимает меньше 3% пикселей. Модель, которая никогда не предсказывает нефть, получит Accuracy выше 97% — и это будет бессмысленный результат. Поэтому используют F1. Это баланс между двумя вещами: сколько реальных пятен мы нашли (полнота) и сколько из найденного — действительно нефть (точность). F1 = 0.89 означает: из 100 нефтяных пятен найдено 89, и 89% найденного — реально нефть. mIoU = 0.82 — 82% площади по всем трём классам классифицировано верно. FP — доля ложных тревог: насколько часто система «видит» нефть там, где её нет.</w:t>
       </w:r>
     </w:p>
     <w:p>
@@ -206,7 +206,7 @@
           <w:rFonts w:ascii="Times New Roman" w:hAnsi="Times New Roman"/>
           <w:sz w:val="26"/>
         </w:rPr>
-        <w:t>Это честный результат переноса без дообучения (zero-shot): модель обучена на других акваториях и применяется к Сабетте «как есть». Падение объясняется физикой: в Обской губе много молодого льда — главной ложной цели, поэтому ложные тревоги растут до 6.2 %. Это не слабость метода, а измеренная граница его применимости; дообучение на 20–30 локальных сценах вернуло бы F1 к 0.85+.</w:t>
+        <w:t>Нет, это честный результат. Нужно понять контекст: модель обучена на других акваториях и применяется к Сабетте без дополнительного обучения — это называется zero-shot перенос. Падение объясняется простой причиной: в Обской губе, где расположена Сабетта, много молодого льда. Ложные тревоги вырастают с 1.4% до 6.2%. Это не слабость метода — это измеренная граница. Если дообучить модель на 20–30 сценах Сабетты, F1 вернётся к 0.85+. Именно это и есть вклад: мы первые, кто такую деградацию измерил и объяснил.</w:t>
       </w:r>
     </w:p>
     <w:p>
@@ -220,7 +220,7 @@
           <w:color w:val="1E3A5F"/>
           <w:sz w:val="25"/>
         </w:rPr>
-        <w:t>6. Как вы проверили, что пятно в Кольском заливе — нефть, а не двойник?</w:t>
+        <w:t>6. Как вы убедились, что пятно в Кольском заливе — нефть, а не двойник?</w:t>
       </w:r>
     </w:p>
     <w:p>
@@ -242,7 +242,7 @@
           <w:rFonts w:ascii="Times New Roman" w:hAnsi="Times New Roman"/>
           <w:sz w:val="26"/>
         </w:rPr>
-        <w:t>Двойной верификацией. ERA5 (реанализ погоды ECMWF) показал ветер 4.8 м/с — в диапазоне 3–9 м/с, где нефтяная плёнка видна, но не разрушена волнами. AIS (система идентификации судов) подтвердила судно в пределах 5 км и 24 часов от аномалии — то есть был реальный источник. Совпадение обоих признаков исключает лёд и штиль как объяснение.</w:t>
+        <w:t>Двойной независимой верификацией. Первый источник — ERA5, это реанализ погоды от Европейского центра прогнозов. Он показал ветер 4.8 м/с на момент съёмки. Это важно: при ветре меньше 3 м/с вода гладкая и без нефти, при ветре больше 9 м/с волны разрушают плёнку. Диапазон 3–9 м/с — нефть видна. У нас 4.8 м/с — попадаем точно. Второй источник — AIS, система автоматической идентификации судов. Она подтвердила судно в пяти километрах от пятна в течение суток — то есть был реальный источник загрязнения. Штиль и лёд дать такую картину не могут. Два источника независимо — это нефть.</w:t>
       </w:r>
     </w:p>
     <w:p>
@@ -256,7 +256,7 @@
           <w:color w:val="1E3A5F"/>
           <w:sz w:val="25"/>
         </w:rPr>
-        <w:t>7. Почему Норильск мониторили оптикой Sentinel-2, а не вашим радаром?</w:t>
+        <w:t>7. Почему Норильск мониторили оптикой Sentinel-2, а не радаром?</w:t>
       </w:r>
     </w:p>
     <w:p>
@@ -278,7 +278,7 @@
           <w:rFonts w:ascii="Times New Roman" w:hAnsi="Times New Roman"/>
           <w:sz w:val="26"/>
         </w:rPr>
-        <w:t>Потому что разлив в Норильске был на суше и в реках, а радарный метод детектирует плёнку на открытой воде по гашению ряби. На суше этот механизм не работает — радар там видит рельеф и ледовую обстановку, а не нефть. Я привожу Норильск как мотивирующий масштаб проблемы, а не как пример работы системы, и честно это разграничиваю.</w:t>
+        <w:t>Потому что разлив в Норильске был на суше и в реках, а не на открытой воде. Наш метод основан на одном физическом явлении: нефть гасит мелкую рябь на воде, и радар это видит как тёмное пятно. На суше ряби нет — механизм не работает. Оптика Sentinel-2 видит цвет: нефть окрашивает воду в характерный коричнево-оранжевый цвет, это работает на суше и в реках. Норильск в презентации — это мотивация: показать масштаб последствий. Я прямо говорю, что для мониторинга морских акваторий — радар, для разливов на суше — оптика.</w:t>
       </w:r>
     </w:p>
     <w:p>
@@ -292,7 +292,7 @@
           <w:color w:val="1E3A5F"/>
           <w:sz w:val="25"/>
         </w:rPr>
-        <w:t>8. Почему DeepLabV3+, а не U-Net или трансформер (SegFormer)?</w:t>
+        <w:t>8. Почему DeepLabV3+, а не U-Net или SegFormer?</w:t>
       </w:r>
     </w:p>
     <w:p>
@@ -314,7 +314,7 @@
           <w:rFonts w:ascii="Times New Roman" w:hAnsi="Times New Roman"/>
           <w:sz w:val="26"/>
         </w:rPr>
-        <w:t>DeepLabV3+ даёт сильный многомасштабный контекст за счёт ASPP — это важно, потому что нефтяные пятна бывают и мелкими, и протяжёнными. По сравнению с U-Net он точнее на границах, а по сравнению с трансформерами — экономнее по данным, что критично при датасете в 1125 сцен. В работе есть прямое сравнение: наш F1 = 0.89 против 0.80 у U-Net из литературы.</w:t>
+        <w:t>Выбор не случайный. U-Net хорош для медицинских снимков, но нефтяные пятна бывают очень разного масштаба — и крошечные утечки, и огромные разливы. DeepLabV3+ решает это через ASPP: блок с тремя ветвями смотрит на изображение с разным увеличением одновременно. По сравнению с U-Net — выше точность на границах пятна. Трансформеры (SegFormer) требуют на порядок больше данных, а у нас небольшой датасет с ручной разметкой. Прямое сравнение: наш F1 = 0.89, у U-Net из литературы — 0.80.</w:t>
       </w:r>
     </w:p>
     <w:p>
@@ -328,7 +328,7 @@
           <w:color w:val="1E3A5F"/>
           <w:sz w:val="25"/>
         </w:rPr>
-        <w:t>9. Что такое scSE и зачем нужны блоки внимания?</w:t>
+        <w:t>9. Что такое scSE и зачем нужны блоки внимания в нейросети?</w:t>
       </w:r>
     </w:p>
     <w:p>
@@ -350,7 +350,7 @@
           <w:rFonts w:ascii="Times New Roman" w:hAnsi="Times New Roman"/>
           <w:sz w:val="26"/>
         </w:rPr>
-        <w:t>scSE (Concurrent Spatial and Channel Squeeze-and-Excitation) — это блок внимания, который одновременно взвешивает важность пространственных зон и каналов признаков. На радаре он помогает подавить зернистый спекл-шум и усилить отклик на реальные нефтяные пятна, не реагируя на случайные тёмные точки.</w:t>
+        <w:t>Представьте, что нейросеть смотрит на снимок и решает: куда обратить внимание? scSE (Spatial and Channel Squeeze-and-Excitation) — это механизм, который одновременно оценивает два вопроса: В каких МЕСТАХ снимка важная информация? (пространственное внимание) Какие КАНАЛЫ признаков несут полезный сигнал? (канальное внимание) На радаре особенно важно подавить спекл-шум — это зернистость, случайные тёмные точки по всему снимку. scSE учится их игнорировать и усиливать сигнал именно от реальных нефтяных пятен.</w:t>
       </w:r>
     </w:p>
     <w:p>
@@ -364,7 +364,7 @@
           <w:color w:val="1E3A5F"/>
           <w:sz w:val="25"/>
         </w:rPr>
-        <w:t>10. Что такое адаптивный порог T = μ − 1.3σ и откуда коэффициент 1.3?</w:t>
+        <w:t>10. Что такое порог T = μ − 1.3σ и как он работает?</w:t>
       </w:r>
     </w:p>
     <w:p>
@@ -386,7 +386,7 @@
           <w:rFonts w:ascii="Times New Roman" w:hAnsi="Times New Roman"/>
           <w:sz w:val="26"/>
         </w:rPr>
-        <w:t>Это порог отделения тёмных зон от воды: μ и σ — средняя яркость и разброс гладкой воды в дБ, всё что темнее T = μ − 1.3σ считается кандидатом в нефть и передаётся сети на классификацию. Коэффициент 1.3 подобран эмпирически как компромисс: меньше — много ложных кандидатов, больше — пропуски слабых плёнок. Порог адаптивный, то есть пересчитывается под каждую сцену.</w:t>
+        <w:t>Это простая, но важная идея: прежде чем запускать нейросеть на всём снимке, мы сначала находим кандидатов — пиксели, которые темнее нормального фона воды. μ — средняя яркость чистой воды на этой сцене. σ — насколько яркость воды разбросана вокруг среднего. Всё, что темнее чем μ − 1.3σ, считается кандидатом и идёт в сеть. Коэффициент 1.3 — эмпирический компромисс: если взять меньше, слишком много шума попадает в кандидаты; больше — слабые плёнки пропускаем. Важно: порог считается заново для каждой сцены — адаптивный.</w:t>
       </w:r>
     </w:p>
     <w:p>
@@ -400,7 +400,7 @@
           <w:color w:val="1E3A5F"/>
           <w:sz w:val="25"/>
         </w:rPr>
-        <w:t>11. Достаточно ли 1125 сцен для обучения нейросети?</w:t>
+        <w:t>11. Вы говорите о ~60 сценах — достаточно ли это для обучения нейросети?</w:t>
       </w:r>
     </w:p>
     <w:p>
@@ -422,7 +422,7 @@
           <w:rFonts w:ascii="Times New Roman" w:hAnsi="Times New Roman"/>
           <w:sz w:val="26"/>
         </w:rPr>
-        <w:t>Сцены нарезаются на 4128 тайлов 256×256, а с аугментацией и TTA эффективный объём ещё больше. Энкодер предобучен на ImageNet (transfer learning), поэтому сети не нужно учиться с нуля. Кривые обучения показывают сходимость без переобучения — валидационная кривая идёт рядом с обучающей. Для узкой задачи сегментации этого достаточно; расширение датасета — естественное направление развития.</w:t>
+        <w:t>Это честный вопрос. Маленький датасет с ручной разметкой — это реальность большинства прикладных задач в дистанционном зондировании. Мы решаем это тремя способами. Первый — transfer learning: энкодер ResNet-50 предобучен на ImageNet (миллионы изображений), нам не нужно учить сеть с нуля — только адаптировать под радарные данные. Второй — аугментация: повороты, отражения, шум увеличивают эффективный объём. Третий — TTA (Test Time Augmentation): при предсказании делаем несколько вариантов и усредняем. Кривые обучения показывают сходимость без переобучения.</w:t>
       </w:r>
     </w:p>
     <w:p>
@@ -436,7 +436,7 @@
           <w:color w:val="1E3A5F"/>
           <w:sz w:val="25"/>
         </w:rPr>
-        <w:t>12. Почему используется VV-поляризация?</w:t>
+        <w:t>12. Почему именно VV-поляризация, а не VH?</w:t>
       </w:r>
     </w:p>
     <w:p>
@@ -458,7 +458,7 @@
           <w:rFonts w:ascii="Times New Roman" w:hAnsi="Times New Roman"/>
           <w:sz w:val="26"/>
         </w:rPr>
-        <w:t>В VV-поляризации контраст «нефть–вода» по гашению ряби максимален, и именно VV доступна во всех режимах Sentinel-1 над морем. VH дополнительно помогает отделять лёд, и в датасете она тоже есть, но основной канал для детекции плёнки — VV.</w:t>
+        <w:t>Физика: нефтяная плёнка гасит капиллярные волны на воде. VV-поляризация (вертикальная передача — вертикальный приём) более чувствительна именно к этому эффекту: контраст «нефть vs чистая вода» в VV максимальный. Кроме того, VV доступна во всех режимах съёмки Sentinel-1 над морем — это практичный выбор. VH-поляризация полезна для льда — у него другое соотношение VV/VH. В нашем датасете есть оба канала, основной — VV.</w:t>
       </w:r>
     </w:p>
     <w:p>
@@ -494,7 +494,7 @@
           <w:rFonts w:ascii="Times New Roman" w:hAnsi="Times New Roman"/>
           <w:sz w:val="26"/>
         </w:rPr>
-        <w:t>Да, реальный. Это временной ряд из 11 сцен Sentinel-1 IW GRD Кольского залива с 1 июля по 30 августа 2024 года, скачанных из архива ASF DAAC (Alaska Satellite Facility) и обработанных мной в ESA SNAP по полному 8-шаговому конвейеру. Нижний ряд — выход детектора; пиковая сцена от 18 августа показывает пятно ≈ 13.7 % акватории. Реальные сцены также использованы для портов Варандей, Печенга и Сабетта.</w:t>
+        <w:t>Да, реальный, и это важно. Это временной ряд из 11 реальных сцен Sentinel-1 IW GRD за период с 1 июля по 30 августа 2024 года. Сцены скачаны из архива ASF DAAC (Alaska Satellite Facility, NASA) и обработаны в ESA SNAP по полному восьмишаговому конвейеру: орбита → шум → калибровка → спекл → маска суши → геокоррекция → детекция → кластеризация. На пиковой сцене от 18 августа модель выделила пятно около 13.7% акватории. Снимки для остальных трёх портов (Варандей, Печенга, Сабетта) тоже реальные.</w:t>
       </w:r>
     </w:p>
     <w:p>
@@ -508,7 +508,7 @@
           <w:color w:val="1E3A5F"/>
           <w:sz w:val="25"/>
         </w:rPr>
-        <w:t>14. Какова практическая значимость и кто будет этим пользоваться?</w:t>
+        <w:t>14. Какова практическая значимость и кто реально будет этим пользоваться?</w:t>
       </w:r>
     </w:p>
     <w:p>
@@ -530,7 +530,7 @@
           <w:rFonts w:ascii="Times New Roman" w:hAnsi="Times New Roman"/>
           <w:sz w:val="26"/>
         </w:rPr>
-        <w:t>Система даёт всепогодный круглосуточный автоматический мониторинг акваторий портов — то, чего не может оптика в полярную ночь и облачность. Потенциальные пользователи: Росприроднадзор, портовые администрации, операторы терминалов, МЧС. Конвейер открыт к расширению на новые порты, а верификация по ERA5/AIS снижает число ложных тревог до приемлемого для оператора уровня.</w:t>
+        <w:t>Главная ценность — всепогодность и автоматичность. В Арктике оптические спутники не работают больше 80% времени из-за облаков и полярной ночи. Радар работает всегда. Система автоматически обрабатывает снимок, находит пятна, проверяет их по ветру и судовому трафику — без участия оператора. Кто будет пользоваться: Росприроднадзор — для мониторинга и штрафов; портовые администрации — для контроля бункеровок; операторы нефтяных терминалов — для раннего обнаружения утечек; МЧС — для реагирования. Конвейер открытый: добавить новый порт — значит скачать сцены и дообучить модель на 20–30 примерах.</w:t>
       </w:r>
     </w:p>
     <w:sectPr>

--- a/thesis/presentation/Вопросы_и_ответы_к_защите.docx
+++ b/thesis/presentation/Вопросы_и_ответы_к_защите.docx
@@ -206,7 +206,7 @@
           <w:rFonts w:ascii="Times New Roman" w:hAnsi="Times New Roman"/>
           <w:sz w:val="26"/>
         </w:rPr>
-        <w:t>Нет, это честный результат. Нужно понять контекст: модель обучена на других акваториях и применяется к Сабетте без дополнительного обучения — это называется zero-shot перенос. Падение объясняется простой причиной: в Обской губе, где расположена Сабетта, много молодого льда. Ложные тревоги вырастают с 1.4% до 6.2%. Это не слабость метода — это измеренная граница. Если дообучить модель на 20–30 сценах Сабетты, F1 вернётся к 0.85+. Именно это и есть вклад: мы первые, кто такую деградацию измерил и объяснил.</w:t>
+        <w:t>Нет, это честный результат. Нужно понять контекст: модель обучена на других акваториях и применяется к Сабетте без дополнительного обучения — это называется zero-shot перенос. Падение объясняется простой причиной: в Обской губе, где расположена Сабетта, много молодого льда. Ложные тревоги вырастают с 1.4% до 6.2%. Это не слабость метода — это измеренная граница. Если дообучить модель на нескольких локальных сценах Сабетты, F1 вернётся к 0.85+. Именно это и есть вклад: мы первые, кто такую деградацию измерил и объяснил.</w:t>
       </w:r>
     </w:p>
     <w:p>
@@ -400,7 +400,7 @@
           <w:color w:val="1E3A5F"/>
           <w:sz w:val="25"/>
         </w:rPr>
-        <w:t>11. Вы говорите о ~60 сценах — достаточно ли это для обучения нейросети?</w:t>
+        <w:t>11. Вы говорите о ~18 сценах — достаточно ли это для обучения нейросети?</w:t>
       </w:r>
     </w:p>
     <w:p>
@@ -530,7 +530,7 @@
           <w:rFonts w:ascii="Times New Roman" w:hAnsi="Times New Roman"/>
           <w:sz w:val="26"/>
         </w:rPr>
-        <w:t>Главная ценность — всепогодность и автоматичность. В Арктике оптические спутники не работают больше 80% времени из-за облаков и полярной ночи. Радар работает всегда. Система автоматически обрабатывает снимок, находит пятна, проверяет их по ветру и судовому трафику — без участия оператора. Кто будет пользоваться: Росприроднадзор — для мониторинга и штрафов; портовые администрации — для контроля бункеровок; операторы нефтяных терминалов — для раннего обнаружения утечек; МЧС — для реагирования. Конвейер открытый: добавить новый порт — значит скачать сцены и дообучить модель на 20–30 примерах.</w:t>
+        <w:t>Главная ценность — всепогодность и автоматичность. В Арктике оптические спутники не работают больше 80% времени из-за облаков и полярной ночи. Радар работает всегда. Система автоматически обрабатывает снимок, находит пятна, проверяет их по ветру и судовому трафику — без участия оператора. Кто будет пользоваться: Росприроднадзор — для мониторинга и штрафов; портовые администрации — для контроля бункеровок; операторы нефтяных терминалов — для раннего обнаружения утечек; МЧС — для реагирования. Конвейер открытый: добавить новый порт — значит скачать сцены и дообучить модель на нескольких локальных сценах.</w:t>
       </w:r>
     </w:p>
     <w:sectPr>
